--- a/arbeitsblaetter/A4_Listen_und_Nummerierungen.docx
+++ b/arbeitsblaetter/A4_Listen_und_Nummerierungen.docx
@@ -206,7 +206,7 @@
           </w:p>
           <w:p>
             <w:pPr>
-              <w:spacing w:before="0" w:after="10" w:line="240" w:lineRule="auto"/>
+              <w:spacing w:before="0" w:after="5" w:line="240" w:lineRule="auto"/>
             </w:pPr>
             <w:r>
               <w:rPr>
@@ -217,6 +217,21 @@
                 <w:sz w:val="19"/>
               </w:rPr>
               <w:t>Dinge = Aufzählung. Reihenfolge = Nummerierung.</w:t>
+            </w:r>
+          </w:p>
+          <w:p>
+            <w:pPr>
+              <w:spacing w:before="0" w:after="11" w:line="240" w:lineRule="auto"/>
+            </w:pPr>
+            <w:r>
+              <w:rPr>
+                <w:rFonts w:ascii="Arial" w:hAnsi="Arial" w:eastAsia="Arial"/>
+                <w:b/>
+                <w:i w:val="0"/>
+                <w:color w:val="1D6765"/>
+                <w:sz w:val="18"/>
+              </w:rPr>
+              <w:t>NEU: Start → Absatz → Aufzählungszeichen oder Nummerierung.</w:t>
             </w:r>
           </w:p>
           <w:p>
@@ -639,7 +654,7 @@
                 <w:color w:val="FFFFFF"/>
                 <w:sz w:val="16"/>
               </w:rPr>
-              <w:t>NACHBAUEN</w:t>
+              <w:t>ANWENDEN</w:t>
             </w:r>
           </w:p>
         </w:tc>
@@ -664,7 +679,7 @@
                 <w:color w:val="17324D"/>
                 <w:sz w:val="25"/>
               </w:rPr>
-              <w:t>Baue die Listen der Vorlage nach</w:t>
+              <w:t>Entscheide jetzt selbst</w:t>
             </w:r>
           </w:p>
           <w:p>
@@ -679,46 +694,205 @@
                 <w:color w:val="172A3A"/>
                 <w:sz w:val="18"/>
               </w:rPr>
-              <w:t>Verändere den Text nicht. Entscheide anhand der Vorlage: Punkte oder Zahlen?</w:t>
+              <w:t>Welche Zeilen sind Dinge? Welche Zeilen sind eine Reihenfolge? Verwende die passende echte Word-Liste.</w:t>
+            </w:r>
+          </w:p>
+        </w:tc>
+      </w:tr>
+    </w:tbl>
+    <w:tbl>
+      <w:tblPr>
+        <w:tblW w:type="auto" w:w="0"/>
+        <w:tblLayout w:type="fixed"/>
+        <w:tblLook w:firstColumn="1" w:firstRow="1" w:lastColumn="0" w:lastRow="0" w:noHBand="0" w:noVBand="1" w:val="04A0"/>
+      </w:tblPr>
+      <w:tblGrid>
+        <w:gridCol w:w="1828"/>
+        <w:gridCol w:w="8003"/>
+      </w:tblGrid>
+      <w:tr>
+        <w:trPr>
+          <w:cantSplit/>
+        </w:trPr>
+        <w:tc>
+          <w:tcPr>
+            <w:tcW w:type="dxa" w:w="1828"/>
+            <w:vAlign w:val="center"/>
+            <w:tcMar>
+              <w:top w:w="75" w:type="dxa"/>
+              <w:start w:w="130" w:type="dxa"/>
+              <w:bottom w:w="75" w:type="dxa"/>
+              <w:end w:w="130" w:type="dxa"/>
+            </w:tcMar>
+            <w:shd w:fill="F3F6F7"/>
+            <w:tcBorders>
+              <w:top w:val="single" w:sz="5" w:color="D3DEE2"/>
+              <w:bottom w:val="single" w:sz="5" w:color="D3DEE2"/>
+              <w:left w:val="single" w:sz="5" w:color="D3DEE2"/>
+              <w:right w:val="single" w:sz="5" w:color="D3DEE2"/>
+            </w:tcBorders>
+          </w:tcPr>
+          <w:p>
+            <w:pPr>
+              <w:spacing w:after="0"/>
+              <w:jc w:val="center"/>
+            </w:pPr>
+            <w:r>
+              <w:rPr>
+                <w:rFonts w:ascii="Arial" w:hAnsi="Arial" w:eastAsia="Arial"/>
+                <w:b/>
+                <w:color w:val="1D6765"/>
+                <w:sz w:val="22"/>
+              </w:rPr>
+              <w:t>HIER</w:t>
+            </w:r>
+            <w:r>
+              <w:br/>
+            </w:r>
+            <w:r>
+              <w:rPr>
+                <w:rFonts w:ascii="Arial" w:hAnsi="Arial" w:eastAsia="Arial"/>
+                <w:b/>
+                <w:color w:val="1D6765"/>
+                <w:sz w:val="16"/>
+              </w:rPr>
+              <w:t>ARBEITEN 02</w:t>
+            </w:r>
+          </w:p>
+        </w:tc>
+        <w:tc>
+          <w:tcPr>
+            <w:tcW w:type="dxa" w:w="8003"/>
+            <w:vAlign w:val="center"/>
+            <w:tcMar>
+              <w:top w:w="75" w:type="dxa"/>
+              <w:start w:w="190" w:type="dxa"/>
+              <w:bottom w:w="75" w:type="dxa"/>
+              <w:end w:w="190" w:type="dxa"/>
+            </w:tcMar>
+            <w:shd w:fill="FBFCFC"/>
+            <w:tcBorders>
+              <w:top w:val="single" w:sz="5" w:color="D3DEE2"/>
+              <w:bottom w:val="single" w:sz="5" w:color="D3DEE2"/>
+              <w:left w:val="single" w:sz="5" w:color="D3DEE2"/>
+              <w:right w:val="single" w:sz="5" w:color="D3DEE2"/>
+            </w:tcBorders>
+          </w:tcPr>
+          <w:p>
+            <w:pPr>
+              <w:spacing w:before="0" w:after="16" w:line="240" w:lineRule="auto"/>
+            </w:pPr>
+            <w:r>
+              <w:rPr>
+                <w:rFonts w:ascii="Arial" w:hAnsi="Arial" w:eastAsia="Arial"/>
+                <w:color w:val="222222"/>
+                <w:sz w:val="19"/>
+              </w:rPr>
+              <w:t>KLASSENAUSFLUG</w:t>
             </w:r>
           </w:p>
           <w:p>
             <w:pPr>
-              <w:spacing w:before="0" w:after="10"/>
+              <w:spacing w:before="0" w:after="16" w:line="240" w:lineRule="auto"/>
             </w:pPr>
             <w:r>
-              <w:drawing>
-                <wp:inline xmlns:a="http://schemas.openxmlformats.org/drawingml/2006/main" xmlns:pic="http://schemas.openxmlformats.org/drawingml/2006/picture">
-                  <wp:extent cx="3780000" cy="982800"/>
-                  <wp:docPr id="1" name="Picture 1"/>
-                  <wp:cNvGraphicFramePr>
-                    <a:graphicFrameLocks noChangeAspect="1"/>
-                  </wp:cNvGraphicFramePr>
-                  <a:graphic>
-                    <a:graphicData uri="http://schemas.openxmlformats.org/drawingml/2006/picture">
-                      <pic:pic>
-                        <pic:nvPicPr>
-                          <pic:cNvPr id="0" name="a4_ausflug_vorlage.png"/>
-                          <pic:cNvPicPr/>
-                        </pic:nvPicPr>
-                        <pic:blipFill>
-                          <a:blip r:embed="rId11"/>
-                          <a:stretch>
-                            <a:fillRect/>
-                          </a:stretch>
-                        </pic:blipFill>
-                        <pic:spPr>
-                          <a:xfrm>
-                            <a:off x="0" y="0"/>
-                            <a:ext cx="3780000" cy="982800"/>
-                          </a:xfrm>
-                          <a:prstGeom prst="rect"/>
-                        </pic:spPr>
-                      </pic:pic>
-                    </a:graphicData>
-                  </a:graphic>
-                </wp:inline>
-              </w:drawing>
+              <w:rPr>
+                <w:rFonts w:ascii="Arial" w:hAnsi="Arial" w:eastAsia="Arial"/>
+                <w:color w:val="222222"/>
+                <w:sz w:val="19"/>
+              </w:rPr>
+              <w:t>Mitnehmen</w:t>
+            </w:r>
+          </w:p>
+          <w:p>
+            <w:pPr>
+              <w:spacing w:before="0" w:after="16" w:line="240" w:lineRule="auto"/>
+            </w:pPr>
+            <w:r>
+              <w:rPr>
+                <w:rFonts w:ascii="Arial" w:hAnsi="Arial" w:eastAsia="Arial"/>
+                <w:color w:val="222222"/>
+                <w:sz w:val="19"/>
+              </w:rPr>
+              <w:t>Trinkflasche</w:t>
+            </w:r>
+          </w:p>
+          <w:p>
+            <w:pPr>
+              <w:spacing w:before="0" w:after="16" w:line="240" w:lineRule="auto"/>
+            </w:pPr>
+            <w:r>
+              <w:rPr>
+                <w:rFonts w:ascii="Arial" w:hAnsi="Arial" w:eastAsia="Arial"/>
+                <w:color w:val="222222"/>
+                <w:sz w:val="19"/>
+              </w:rPr>
+              <w:t>Lunch</w:t>
+            </w:r>
+          </w:p>
+          <w:p>
+            <w:pPr>
+              <w:spacing w:before="0" w:after="16" w:line="240" w:lineRule="auto"/>
+            </w:pPr>
+            <w:r>
+              <w:rPr>
+                <w:rFonts w:ascii="Arial" w:hAnsi="Arial" w:eastAsia="Arial"/>
+                <w:color w:val="222222"/>
+                <w:sz w:val="19"/>
+              </w:rPr>
+              <w:t>Regenjacke</w:t>
+            </w:r>
+          </w:p>
+          <w:p>
+            <w:pPr>
+              <w:spacing w:before="0" w:after="16" w:line="240" w:lineRule="auto"/>
+            </w:pPr>
+            <w:r>
+              <w:rPr>
+                <w:rFonts w:ascii="Arial" w:hAnsi="Arial" w:eastAsia="Arial"/>
+                <w:color w:val="222222"/>
+                <w:sz w:val="19"/>
+              </w:rPr>
+              <w:t>So läuft es ab</w:t>
+            </w:r>
+          </w:p>
+          <w:p>
+            <w:pPr>
+              <w:spacing w:before="0" w:after="16" w:line="240" w:lineRule="auto"/>
+            </w:pPr>
+            <w:r>
+              <w:rPr>
+                <w:rFonts w:ascii="Arial" w:hAnsi="Arial" w:eastAsia="Arial"/>
+                <w:color w:val="222222"/>
+                <w:sz w:val="19"/>
+              </w:rPr>
+              <w:t>Treffpunkt beim Schulhaus</w:t>
+            </w:r>
+          </w:p>
+          <w:p>
+            <w:pPr>
+              <w:spacing w:before="0" w:after="16" w:line="240" w:lineRule="auto"/>
+            </w:pPr>
+            <w:r>
+              <w:rPr>
+                <w:rFonts w:ascii="Arial" w:hAnsi="Arial" w:eastAsia="Arial"/>
+                <w:color w:val="222222"/>
+                <w:sz w:val="19"/>
+              </w:rPr>
+              <w:t>Zugfahrt</w:t>
+            </w:r>
+          </w:p>
+          <w:p>
+            <w:pPr>
+              <w:spacing w:before="0" w:after="16" w:line="240" w:lineRule="auto"/>
+            </w:pPr>
+            <w:r>
+              <w:rPr>
+                <w:rFonts w:ascii="Arial" w:hAnsi="Arial" w:eastAsia="Arial"/>
+                <w:color w:val="222222"/>
+                <w:sz w:val="19"/>
+              </w:rPr>
+              <w:t>Wanderung zum Aussichtspunkt</w:t>
             </w:r>
           </w:p>
         </w:tc>
@@ -785,7 +959,7 @@
                 <w:color w:val="172A3A"/>
                 <w:sz w:val="18"/>
               </w:rPr>
-              <w:t>Lösche in der Nummerierung den zweiten Schritt. Prüfe, ob Word automatisch neu nummeriert.</w:t>
+              <w:t>Sind «Mitnehmen» und «So läuft es ab» mit den passenden echten Word-Listen formatiert? Lösche in der Nummerierung den zweiten Schritt, prüfe die automatische Neunummerierung und mache danach mit Ctrl + Z rückgängig.</w:t>
             </w:r>
           </w:p>
         </w:tc>

--- a/arbeitsblaetter/A4_Listen_und_Nummerierungen.docx
+++ b/arbeitsblaetter/A4_Listen_und_Nummerierungen.docx
@@ -221,7 +221,7 @@
           </w:p>
           <w:p>
             <w:pPr>
-              <w:spacing w:before="0" w:after="11" w:line="240" w:lineRule="auto"/>
+              <w:spacing w:before="0" w:after="7" w:line="240" w:lineRule="auto"/>
             </w:pPr>
             <w:r>
               <w:rPr>
@@ -232,6 +232,45 @@
                 <w:sz w:val="18"/>
               </w:rPr>
               <w:t>NEU: Start → Absatz → Aufzählungszeichen oder Nummerierung.</w:t>
+            </w:r>
+          </w:p>
+          <w:p>
+            <w:pPr>
+              <w:spacing w:before="0" w:after="10"/>
+            </w:pPr>
+            <w:r>
+              <w:drawing>
+                <wp:inline xmlns:a="http://schemas.openxmlformats.org/drawingml/2006/main" xmlns:pic="http://schemas.openxmlformats.org/drawingml/2006/picture">
+                  <wp:extent cx="3960000" cy="792000"/>
+                  <wp:docPr id="1" name="Picture 1"/>
+                  <wp:cNvGraphicFramePr>
+                    <a:graphicFrameLocks noChangeAspect="1"/>
+                  </wp:cNvGraphicFramePr>
+                  <a:graphic>
+                    <a:graphicData uri="http://schemas.openxmlformats.org/drawingml/2006/picture">
+                      <pic:pic>
+                        <pic:nvPicPr>
+                          <pic:cNvPr id="0" name="a4_listen_werkzeuge.png"/>
+                          <pic:cNvPicPr/>
+                        </pic:nvPicPr>
+                        <pic:blipFill>
+                          <a:blip r:embed="rId11"/>
+                          <a:stretch>
+                            <a:fillRect/>
+                          </a:stretch>
+                        </pic:blipFill>
+                        <pic:spPr>
+                          <a:xfrm>
+                            <a:off x="0" y="0"/>
+                            <a:ext cx="3960000" cy="792000"/>
+                          </a:xfrm>
+                          <a:prstGeom prst="rect"/>
+                        </pic:spPr>
+                      </pic:pic>
+                    </a:graphicData>
+                  </a:graphic>
+                </wp:inline>
+              </w:drawing>
             </w:r>
           </w:p>
           <w:p>
